--- a/lessons/7-4/downloads/reveal/teacher/7.4-session-2-prerequisite-practice-b.docx
+++ b/lessons/7-4/downloads/reveal/teacher/7.4-session-2-prerequisite-practice-b.docx
@@ -15,10 +15,28 @@
         <w:rPr>
           <w:rFonts w:ascii="Avenir Next" w:hAnsi="Avenir Next" w:cs="Avenir Next" w:eastAsia="Avenir Next"/>
           <w:color w:val="1A1A1A"/>
+          <w:sz w:val="22"/>
+          <w:szCs w:val="20"/>
+        </w:rPr>
+        <w:t xml:space="preserve">Name</w:t>
+      </w:r>
+      <w:r>
+        <w:rPr>
+          <w:rFonts w:ascii="Avenir Next" w:hAnsi="Avenir Next" w:cs="Avenir Next" w:eastAsia="Avenir Next"/>
+          <w:color w:val="1A1A1A"/>
           <w:sz w:val="20"/>
           <w:szCs w:val="20"/>
         </w:rPr>
-        <w:t xml:space="preserve">Name</w:t>
+        <w:tab/>
+      </w:r>
+      <w:r>
+        <w:rPr>
+          <w:rFonts w:ascii="Avenir Next" w:hAnsi="Avenir Next" w:cs="Avenir Next" w:eastAsia="Avenir Next"/>
+          <w:color w:val="1A1A1A"/>
+          <w:sz w:val="22"/>
+          <w:szCs w:val="20"/>
+        </w:rPr>
+        <w:t xml:space="preserve">   Date</w:t>
       </w:r>
       <w:r>
         <w:rPr>
@@ -33,25 +51,7 @@
         <w:rPr>
           <w:rFonts w:ascii="Avenir Next" w:hAnsi="Avenir Next" w:cs="Avenir Next" w:eastAsia="Avenir Next"/>
           <w:color w:val="1A1A1A"/>
-          <w:sz w:val="20"/>
-          <w:szCs w:val="20"/>
-        </w:rPr>
-        <w:t xml:space="preserve">   Date</w:t>
-      </w:r>
-      <w:r>
-        <w:rPr>
-          <w:rFonts w:ascii="Avenir Next" w:hAnsi="Avenir Next" w:cs="Avenir Next" w:eastAsia="Avenir Next"/>
-          <w:color w:val="1A1A1A"/>
-          <w:sz w:val="20"/>
-          <w:szCs w:val="20"/>
-        </w:rPr>
-        <w:tab/>
-      </w:r>
-      <w:r>
-        <w:rPr>
-          <w:rFonts w:ascii="Avenir Next" w:hAnsi="Avenir Next" w:cs="Avenir Next" w:eastAsia="Avenir Next"/>
-          <w:color w:val="1A1A1A"/>
-          <w:sz w:val="20"/>
+          <w:sz w:val="22"/>
           <w:szCs w:val="20"/>
         </w:rPr>
         <w:t xml:space="preserve">   Period</w:t>
@@ -78,7 +78,7 @@
           <w:caps/>
           <w:color w:val="003A70"/>
           <w:spacing w:val="12"/>
-          <w:sz w:val="19"/>
+          <w:sz w:val="22"/>
           <w:szCs w:val="19"/>
         </w:rPr>
         <w:t xml:space="preserve">Lesson 7-4  ·  Session 2  ·  Prerequisite Practice B  ·  Skill 1 of 2</w:t>
@@ -86,6 +86,7 @@
     </w:p>
     <w:p>
       <w:pPr>
+        <w:pStyle w:val="Heading1"/>
         <w:keepNext/>
         <w:spacing w:before="0" w:after="10" w:line="240" w:lineRule="auto"/>
       </w:pPr>
@@ -111,7 +112,7 @@
         <w:rPr>
           <w:rFonts w:ascii="Avenir Next" w:hAnsi="Avenir Next" w:cs="Avenir Next" w:eastAsia="Avenir Next"/>
           <w:color w:val="5A5F66"/>
-          <w:sz w:val="17"/>
+          <w:sz w:val="22"/>
           <w:szCs w:val="17"/>
         </w:rPr>
         <w:t xml:space="preserve">Builds on Lesson 7-4 Session 1 · 6.NS.C.7a</w:t>
@@ -154,6 +155,7 @@
           </w:tcPr>
           <w:p>
             <w:pPr>
+              <w:pStyle w:val="Heading2"/>
               <w:spacing w:before="0" w:after="0" w:line="252" w:lineRule="auto"/>
             </w:pPr>
             <w:r>
@@ -183,7 +185,7 @@
               <w:rPr>
                 <w:rFonts w:ascii="Avenir Next" w:hAnsi="Avenir Next" w:cs="Avenir Next" w:eastAsia="Avenir Next"/>
                 <w:color w:val="1A1A1A"/>
-                <w:sz w:val="20"/>
+                <w:sz w:val="22"/>
                 <w:szCs w:val="20"/>
               </w:rPr>
               <w:t xml:space="preserve">You will order temperatures like −11, 4, −19, 0, and −2.</w:t>
@@ -203,6 +205,7 @@
           </w:tcPr>
           <w:p>
             <w:pPr>
+              <w:pStyle w:val="Heading2"/>
               <w:spacing w:before="0" w:after="0" w:line="252" w:lineRule="auto"/>
             </w:pPr>
             <w:r>
@@ -232,7 +235,7 @@
               <w:rPr>
                 <w:rFonts w:ascii="Avenir Next" w:hAnsi="Avenir Next" w:cs="Avenir Next" w:eastAsia="Avenir Next"/>
                 <w:color w:val="1A1A1A"/>
-                <w:sz w:val="20"/>
+                <w:sz w:val="22"/>
                 <w:szCs w:val="20"/>
               </w:rPr>
               <w:t xml:space="preserve">Compare two numbers: the one farther left on the number line is less.  </w:t>
@@ -242,7 +245,7 @@
                 <w:rFonts w:ascii="Avenir Next" w:hAnsi="Avenir Next" w:cs="Avenir Next" w:eastAsia="Avenir Next"/>
                 <w:b/>
                 <w:color w:val="1A1A1A"/>
-                <w:sz w:val="20"/>
+                <w:sz w:val="22"/>
                 <w:szCs w:val="20"/>
               </w:rPr>
               <w:t xml:space="preserve">You will use it in Practice Form A, problems 1 and 5.</w:t>
@@ -253,6 +256,7 @@
     </w:tbl>
     <w:p>
       <w:pPr>
+        <w:pStyle w:val="Heading2"/>
         <w:keepNext/>
         <w:pBdr>
           <w:bottom w:val="single" w:sz="8" w:space="3" w:color="003A70"/>
@@ -268,7 +272,7 @@
           <w:b/>
           <w:color w:val="003A70"/>
           <w:spacing w:val="14"/>
-          <w:sz w:val="19"/>
+          <w:sz w:val="22"/>
           <w:szCs w:val="19"/>
         </w:rPr>
         <w:t xml:space="preserve">STEPS TO FOLLOW</w:t>
@@ -287,7 +291,7 @@
           <w:rFonts w:ascii="Avenir Next" w:hAnsi="Avenir Next" w:cs="Avenir Next" w:eastAsia="Avenir Next"/>
           <w:i/>
           <w:color w:val="5A5F66"/>
-          <w:sz w:val="17"/>
+          <w:sz w:val="22"/>
           <w:szCs w:val="17"/>
         </w:rPr>
         <w:t xml:space="preserve">use these same steps on every problem</w:t>
@@ -329,6 +333,7 @@
           </w:tcPr>
           <w:p>
             <w:pPr>
+              <w:pStyle w:val="Heading1"/>
               <w:spacing w:before="0" w:after="0" w:line="240" w:lineRule="auto"/>
               <w:jc w:val="center"/>
             </w:pPr>
@@ -357,7 +362,7 @@
               <w:rPr>
                 <w:rFonts w:ascii="Avenir Next" w:hAnsi="Avenir Next" w:cs="Avenir Next" w:eastAsia="Avenir Next"/>
                 <w:color w:val="1A1A1A"/>
-                <w:sz w:val="21"/>
+                <w:sz w:val="22"/>
                 <w:szCs w:val="21"/>
               </w:rPr>
               <w:t xml:space="preserve">Picture </w:t>
@@ -367,7 +372,7 @@
                 <w:rFonts w:ascii="Avenir Next" w:hAnsi="Avenir Next" w:cs="Avenir Next" w:eastAsia="Avenir Next"/>
                 <w:b/>
                 <w:color w:val="1A1A1A"/>
-                <w:sz w:val="21"/>
+                <w:sz w:val="22"/>
                 <w:szCs w:val="21"/>
               </w:rPr>
               <w:t xml:space="preserve">both numbers</w:t>
@@ -376,7 +381,7 @@
               <w:rPr>
                 <w:rFonts w:ascii="Avenir Next" w:hAnsi="Avenir Next" w:cs="Avenir Next" w:eastAsia="Avenir Next"/>
                 <w:color w:val="1A1A1A"/>
-                <w:sz w:val="21"/>
+                <w:sz w:val="22"/>
                 <w:szCs w:val="21"/>
               </w:rPr>
               <w:t xml:space="preserve"> on a number line.</w:t>
@@ -395,6 +400,7 @@
           </w:tcPr>
           <w:p>
             <w:pPr>
+              <w:pStyle w:val="Heading1"/>
               <w:spacing w:before="0" w:after="0" w:line="240" w:lineRule="auto"/>
               <w:jc w:val="center"/>
             </w:pPr>
@@ -423,7 +429,7 @@
               <w:rPr>
                 <w:rFonts w:ascii="Avenir Next" w:hAnsi="Avenir Next" w:cs="Avenir Next" w:eastAsia="Avenir Next"/>
                 <w:color w:val="1A1A1A"/>
-                <w:sz w:val="21"/>
+                <w:sz w:val="22"/>
                 <w:szCs w:val="21"/>
               </w:rPr>
               <w:t xml:space="preserve">The number farther </w:t>
@@ -433,7 +439,7 @@
                 <w:rFonts w:ascii="Avenir Next" w:hAnsi="Avenir Next" w:cs="Avenir Next" w:eastAsia="Avenir Next"/>
                 <w:b/>
                 <w:color w:val="1A1A1A"/>
-                <w:sz w:val="21"/>
+                <w:sz w:val="22"/>
                 <w:szCs w:val="21"/>
               </w:rPr>
               <w:t xml:space="preserve">left</w:t>
@@ -442,7 +448,7 @@
               <w:rPr>
                 <w:rFonts w:ascii="Avenir Next" w:hAnsi="Avenir Next" w:cs="Avenir Next" w:eastAsia="Avenir Next"/>
                 <w:color w:val="1A1A1A"/>
-                <w:sz w:val="21"/>
+                <w:sz w:val="22"/>
                 <w:szCs w:val="21"/>
               </w:rPr>
               <w:t xml:space="preserve"> is less.</w:t>
@@ -461,6 +467,7 @@
           </w:tcPr>
           <w:p>
             <w:pPr>
+              <w:pStyle w:val="Heading1"/>
               <w:spacing w:before="0" w:after="0" w:line="240" w:lineRule="auto"/>
               <w:jc w:val="center"/>
             </w:pPr>
@@ -489,7 +496,7 @@
               <w:rPr>
                 <w:rFonts w:ascii="Avenir Next" w:hAnsi="Avenir Next" w:cs="Avenir Next" w:eastAsia="Avenir Next"/>
                 <w:color w:val="1A1A1A"/>
-                <w:sz w:val="21"/>
+                <w:sz w:val="22"/>
                 <w:szCs w:val="21"/>
               </w:rPr>
               <w:t xml:space="preserve">Write </w:t>
@@ -499,7 +506,7 @@
                 <w:rFonts w:ascii="Avenir Next" w:hAnsi="Avenir Next" w:cs="Avenir Next" w:eastAsia="Avenir Next"/>
                 <w:b/>
                 <w:color w:val="1A1A1A"/>
-                <w:sz w:val="21"/>
+                <w:sz w:val="22"/>
                 <w:szCs w:val="21"/>
               </w:rPr>
               <w:t xml:space="preserve">&lt;</w:t>
@@ -508,7 +515,7 @@
               <w:rPr>
                 <w:rFonts w:ascii="Avenir Next" w:hAnsi="Avenir Next" w:cs="Avenir Next" w:eastAsia="Avenir Next"/>
                 <w:color w:val="1A1A1A"/>
-                <w:sz w:val="21"/>
+                <w:sz w:val="22"/>
                 <w:szCs w:val="21"/>
               </w:rPr>
               <w:t xml:space="preserve"> with the lesser number first.</w:t>
@@ -519,6 +526,7 @@
     </w:tbl>
     <w:p>
       <w:pPr>
+        <w:pStyle w:val="Heading2"/>
         <w:keepNext/>
         <w:pBdr>
           <w:bottom w:val="single" w:sz="8" w:space="3" w:color="003A70"/>
@@ -534,7 +542,7 @@
           <w:b/>
           <w:color w:val="003A70"/>
           <w:spacing w:val="14"/>
-          <w:sz w:val="19"/>
+          <w:sz w:val="22"/>
           <w:szCs w:val="19"/>
         </w:rPr>
         <w:t xml:space="preserve">WATCH ME</w:t>
@@ -553,7 +561,7 @@
           <w:rFonts w:ascii="Avenir Next" w:hAnsi="Avenir Next" w:cs="Avenir Next" w:eastAsia="Avenir Next"/>
           <w:i/>
           <w:color w:val="5A5F66"/>
-          <w:sz w:val="17"/>
+          <w:sz w:val="22"/>
           <w:szCs w:val="17"/>
         </w:rPr>
         <w:t xml:space="preserve">the steps in action</w:t>
@@ -602,7 +610,7 @@
                 <w:rFonts w:ascii="Avenir Next" w:hAnsi="Avenir Next" w:cs="Avenir Next" w:eastAsia="Avenir Next"/>
                 <w:b/>
                 <w:color w:val="1A1A1A"/>
-                <w:sz w:val="21"/>
+                <w:sz w:val="22"/>
                 <w:szCs w:val="21"/>
               </w:rPr>
               <w:t xml:space="preserve">Compare −3.5 and −1.5.</w:t>
@@ -621,25 +629,25 @@
                 <w:rFonts w:ascii="Avenir Next" w:hAnsi="Avenir Next" w:cs="Avenir Next" w:eastAsia="Avenir Next"/>
                 <w:b/>
                 <w:color w:val="003A70"/>
+                <w:sz w:val="22"/>
+                <w:szCs w:val="19"/>
+              </w:rPr>
+              <w:t xml:space="preserve">Step 1</w:t>
+            </w:r>
+            <w:r>
+              <w:rPr>
+                <w:rFonts w:ascii="Avenir Next" w:hAnsi="Avenir Next" w:cs="Avenir Next" w:eastAsia="Avenir Next"/>
+                <w:color w:val="1A1A1A"/>
                 <w:sz w:val="19"/>
                 <w:szCs w:val="19"/>
               </w:rPr>
-              <w:t xml:space="preserve">Step 1</w:t>
-            </w:r>
-            <w:r>
-              <w:rPr>
-                <w:rFonts w:ascii="Avenir Next" w:hAnsi="Avenir Next" w:cs="Avenir Next" w:eastAsia="Avenir Next"/>
-                <w:color w:val="1A1A1A"/>
-                <w:sz w:val="19"/>
-                <w:szCs w:val="19"/>
-              </w:rPr>
               <w:tab/>
             </w:r>
             <w:r>
               <w:rPr>
                 <w:rFonts w:ascii="Avenir Next" w:hAnsi="Avenir Next" w:cs="Avenir Next" w:eastAsia="Avenir Next"/>
                 <w:color w:val="1A1A1A"/>
-                <w:sz w:val="21"/>
+                <w:sz w:val="22"/>
                 <w:szCs w:val="21"/>
               </w:rPr>
               <w:t xml:space="preserve">Plot −3.5 and −1.5.</w:t>
@@ -658,25 +666,25 @@
                 <w:rFonts w:ascii="Avenir Next" w:hAnsi="Avenir Next" w:cs="Avenir Next" w:eastAsia="Avenir Next"/>
                 <w:b/>
                 <w:color w:val="003A70"/>
+                <w:sz w:val="22"/>
+                <w:szCs w:val="19"/>
+              </w:rPr>
+              <w:t xml:space="preserve">Step 2</w:t>
+            </w:r>
+            <w:r>
+              <w:rPr>
+                <w:rFonts w:ascii="Avenir Next" w:hAnsi="Avenir Next" w:cs="Avenir Next" w:eastAsia="Avenir Next"/>
+                <w:color w:val="1A1A1A"/>
                 <w:sz w:val="19"/>
                 <w:szCs w:val="19"/>
               </w:rPr>
-              <w:t xml:space="preserve">Step 2</w:t>
-            </w:r>
-            <w:r>
-              <w:rPr>
-                <w:rFonts w:ascii="Avenir Next" w:hAnsi="Avenir Next" w:cs="Avenir Next" w:eastAsia="Avenir Next"/>
-                <w:color w:val="1A1A1A"/>
-                <w:sz w:val="19"/>
-                <w:szCs w:val="19"/>
-              </w:rPr>
               <w:tab/>
             </w:r>
             <w:r>
               <w:rPr>
                 <w:rFonts w:ascii="Avenir Next" w:hAnsi="Avenir Next" w:cs="Avenir Next" w:eastAsia="Avenir Next"/>
                 <w:color w:val="1A1A1A"/>
-                <w:sz w:val="21"/>
+                <w:sz w:val="22"/>
                 <w:szCs w:val="21"/>
               </w:rPr>
               <w:t xml:space="preserve">−3.5 is farther left.</w:t>
@@ -695,25 +703,25 @@
                 <w:rFonts w:ascii="Avenir Next" w:hAnsi="Avenir Next" w:cs="Avenir Next" w:eastAsia="Avenir Next"/>
                 <w:b/>
                 <w:color w:val="003A70"/>
+                <w:sz w:val="22"/>
+                <w:szCs w:val="19"/>
+              </w:rPr>
+              <w:t xml:space="preserve">Step 3</w:t>
+            </w:r>
+            <w:r>
+              <w:rPr>
+                <w:rFonts w:ascii="Avenir Next" w:hAnsi="Avenir Next" w:cs="Avenir Next" w:eastAsia="Avenir Next"/>
+                <w:color w:val="1A1A1A"/>
                 <w:sz w:val="19"/>
                 <w:szCs w:val="19"/>
               </w:rPr>
-              <w:t xml:space="preserve">Step 3</w:t>
-            </w:r>
-            <w:r>
-              <w:rPr>
-                <w:rFonts w:ascii="Avenir Next" w:hAnsi="Avenir Next" w:cs="Avenir Next" w:eastAsia="Avenir Next"/>
-                <w:color w:val="1A1A1A"/>
-                <w:sz w:val="19"/>
-                <w:szCs w:val="19"/>
-              </w:rPr>
               <w:tab/>
             </w:r>
             <w:r>
               <w:rPr>
                 <w:rFonts w:ascii="Avenir Next" w:hAnsi="Avenir Next" w:cs="Avenir Next" w:eastAsia="Avenir Next"/>
                 <w:color w:val="1A1A1A"/>
-                <w:sz w:val="21"/>
+                <w:sz w:val="22"/>
                 <w:szCs w:val="21"/>
               </w:rPr>
               <w:t xml:space="preserve">−3.5 &lt; −1.5</w:t>
@@ -732,18 +740,18 @@
                 <w:rFonts w:ascii="Avenir Next" w:hAnsi="Avenir Next" w:cs="Avenir Next" w:eastAsia="Avenir Next"/>
                 <w:b/>
                 <w:color w:val="1A1A1A"/>
+                <w:sz w:val="22"/>
+                <w:szCs w:val="21"/>
+              </w:rPr>
+              <w:t xml:space="preserve">Answer</w:t>
+            </w:r>
+            <w:r>
+              <w:rPr>
+                <w:rFonts w:ascii="Avenir Next" w:hAnsi="Avenir Next" w:cs="Avenir Next" w:eastAsia="Avenir Next"/>
+                <w:color w:val="1A1A1A"/>
                 <w:sz w:val="21"/>
                 <w:szCs w:val="21"/>
               </w:rPr>
-              <w:t xml:space="preserve">Answer</w:t>
-            </w:r>
-            <w:r>
-              <w:rPr>
-                <w:rFonts w:ascii="Avenir Next" w:hAnsi="Avenir Next" w:cs="Avenir Next" w:eastAsia="Avenir Next"/>
-                <w:color w:val="1A1A1A"/>
-                <w:sz w:val="21"/>
-                <w:szCs w:val="21"/>
-              </w:rPr>
               <w:tab/>
             </w:r>
             <w:r>
@@ -751,7 +759,7 @@
                 <w:rFonts w:ascii="Avenir Next" w:hAnsi="Avenir Next" w:cs="Avenir Next" w:eastAsia="Avenir Next"/>
                 <w:b/>
                 <w:color w:val="1A1A1A"/>
-                <w:sz w:val="21"/>
+                <w:sz w:val="22"/>
                 <w:szCs w:val="21"/>
               </w:rPr>
               <w:t xml:space="preserve">−3.5 &lt; −1.5</w:t>
@@ -772,7 +780,7 @@
               <w:drawing>
                 <wp:inline distT="0" distB="0" distL="0" distR="0">
                   <wp:extent cx="2743200" cy="731520"/>
-                  <wp:docPr id="1" name="Figure 1"/>
+                  <wp:docPr id="1" name="Figure 1" descr="Number line from -4 to 0, ticks every 0.5. Points: x: -3.5; label: −3.5, x: -1.5; label: −1.5."/>
                   <a:graphic xmlns:a="http://schemas.openxmlformats.org/drawingml/2006/main">
                     <a:graphicData uri="http://schemas.openxmlformats.org/drawingml/2006/picture">
                       <pic:pic xmlns:pic="http://schemas.openxmlformats.org/drawingml/2006/picture">
@@ -812,6 +820,7 @@
     </w:p>
     <w:p>
       <w:pPr>
+        <w:pStyle w:val="Heading2"/>
         <w:keepNext/>
         <w:pBdr>
           <w:bottom w:val="single" w:sz="8" w:space="3" w:color="003A70"/>
@@ -827,7 +836,7 @@
           <w:b/>
           <w:color w:val="003A70"/>
           <w:spacing w:val="14"/>
-          <w:sz w:val="19"/>
+          <w:sz w:val="22"/>
           <w:szCs w:val="19"/>
         </w:rPr>
         <w:t xml:space="preserve">TRY IT WITH HELP</w:t>
@@ -846,7 +855,7 @@
           <w:rFonts w:ascii="Avenir Next" w:hAnsi="Avenir Next" w:cs="Avenir Next" w:eastAsia="Avenir Next"/>
           <w:i/>
           <w:color w:val="5A5F66"/>
-          <w:sz w:val="17"/>
+          <w:sz w:val="22"/>
           <w:szCs w:val="17"/>
         </w:rPr>
         <w:t xml:space="preserve">fill in each step</w:t>
@@ -904,28 +913,47 @@
           <w:rFonts w:ascii="Avenir Next" w:hAnsi="Avenir Next" w:cs="Avenir Next" w:eastAsia="Avenir Next"/>
           <w:b/>
           <w:color w:val="003A70"/>
+          <w:sz w:val="22"/>
+          <w:szCs w:val="18"/>
+        </w:rPr>
+        <w:t xml:space="preserve">Step 1</w:t>
+      </w:r>
+      <w:r>
+        <w:rPr>
+          <w:rFonts w:ascii="Avenir Next" w:hAnsi="Avenir Next" w:cs="Avenir Next" w:eastAsia="Avenir Next"/>
+          <w:color w:val="1A1A1A"/>
           <w:sz w:val="18"/>
           <w:szCs w:val="18"/>
         </w:rPr>
-        <w:t xml:space="preserve">Step 1</w:t>
-      </w:r>
-      <w:r>
-        <w:rPr>
-          <w:rFonts w:ascii="Avenir Next" w:hAnsi="Avenir Next" w:cs="Avenir Next" w:eastAsia="Avenir Next"/>
-          <w:color w:val="1A1A1A"/>
-          <w:sz w:val="18"/>
-          <w:szCs w:val="18"/>
-        </w:rPr>
         <w:tab/>
       </w:r>
       <w:r>
         <w:rPr>
           <w:rFonts w:ascii="Avenir Next" w:hAnsi="Avenir Next" w:cs="Avenir Next" w:eastAsia="Avenir Next"/>
           <w:color w:val="1A1A1A"/>
+          <w:sz w:val="22"/>
+          <w:szCs w:val="21"/>
+        </w:rPr>
+        <w:t xml:space="preserve">Picture </w:t>
+      </w:r>
+      <w:r>
+        <w:rPr>
+          <w:rFonts w:ascii="Avenir Next" w:hAnsi="Avenir Next" w:cs="Avenir Next" w:eastAsia="Avenir Next"/>
+          <w:color w:val="1A1A1A"/>
           <w:sz w:val="21"/>
           <w:szCs w:val="21"/>
-        </w:rPr>
-        <w:t xml:space="preserve">Picture </w:t>
+          <w:u w:val="single"/>
+        </w:rPr>
+        <w:t xml:space="preserve">                </w:t>
+      </w:r>
+      <w:r>
+        <w:rPr>
+          <w:rFonts w:ascii="Avenir Next" w:hAnsi="Avenir Next" w:cs="Avenir Next" w:eastAsia="Avenir Next"/>
+          <w:color w:val="1A1A1A"/>
+          <w:sz w:val="22"/>
+          <w:szCs w:val="21"/>
+        </w:rPr>
+        <w:t xml:space="preserve"> and </w:t>
       </w:r>
       <w:r>
         <w:rPr>
@@ -941,26 +969,7 @@
         <w:rPr>
           <w:rFonts w:ascii="Avenir Next" w:hAnsi="Avenir Next" w:cs="Avenir Next" w:eastAsia="Avenir Next"/>
           <w:color w:val="1A1A1A"/>
-          <w:sz w:val="21"/>
-          <w:szCs w:val="21"/>
-        </w:rPr>
-        <w:t xml:space="preserve"> and </w:t>
-      </w:r>
-      <w:r>
-        <w:rPr>
-          <w:rFonts w:ascii="Avenir Next" w:hAnsi="Avenir Next" w:cs="Avenir Next" w:eastAsia="Avenir Next"/>
-          <w:color w:val="1A1A1A"/>
-          <w:sz w:val="21"/>
-          <w:szCs w:val="21"/>
-          <w:u w:val="single"/>
-        </w:rPr>
-        <w:t xml:space="preserve">                </w:t>
-      </w:r>
-      <w:r>
-        <w:rPr>
-          <w:rFonts w:ascii="Avenir Next" w:hAnsi="Avenir Next" w:cs="Avenir Next" w:eastAsia="Avenir Next"/>
-          <w:color w:val="1A1A1A"/>
-          <w:sz w:val="21"/>
+          <w:sz w:val="22"/>
           <w:szCs w:val="21"/>
         </w:rPr>
         <w:t xml:space="preserve"> on the line.</w:t>
@@ -980,25 +989,25 @@
           <w:rFonts w:ascii="Avenir Next" w:hAnsi="Avenir Next" w:cs="Avenir Next" w:eastAsia="Avenir Next"/>
           <w:b/>
           <w:color w:val="003A70"/>
+          <w:sz w:val="22"/>
+          <w:szCs w:val="18"/>
+        </w:rPr>
+        <w:t xml:space="preserve">Step 2</w:t>
+      </w:r>
+      <w:r>
+        <w:rPr>
+          <w:rFonts w:ascii="Avenir Next" w:hAnsi="Avenir Next" w:cs="Avenir Next" w:eastAsia="Avenir Next"/>
+          <w:color w:val="1A1A1A"/>
           <w:sz w:val="18"/>
           <w:szCs w:val="18"/>
         </w:rPr>
-        <w:t xml:space="preserve">Step 2</w:t>
-      </w:r>
-      <w:r>
-        <w:rPr>
-          <w:rFonts w:ascii="Avenir Next" w:hAnsi="Avenir Next" w:cs="Avenir Next" w:eastAsia="Avenir Next"/>
-          <w:color w:val="1A1A1A"/>
-          <w:sz w:val="18"/>
-          <w:szCs w:val="18"/>
-        </w:rPr>
         <w:tab/>
       </w:r>
       <w:r>
         <w:rPr>
           <w:rFonts w:ascii="Avenir Next" w:hAnsi="Avenir Next" w:cs="Avenir Next" w:eastAsia="Avenir Next"/>
           <w:color w:val="1A1A1A"/>
-          <w:sz w:val="21"/>
+          <w:sz w:val="22"/>
           <w:szCs w:val="21"/>
         </w:rPr>
         <w:t xml:space="preserve">Farther left: </w:t>
@@ -1028,18 +1037,18 @@
           <w:rFonts w:ascii="Avenir Next" w:hAnsi="Avenir Next" w:cs="Avenir Next" w:eastAsia="Avenir Next"/>
           <w:b/>
           <w:color w:val="003A70"/>
+          <w:sz w:val="22"/>
+          <w:szCs w:val="18"/>
+        </w:rPr>
+        <w:t xml:space="preserve">Step 3</w:t>
+      </w:r>
+      <w:r>
+        <w:rPr>
+          <w:rFonts w:ascii="Avenir Next" w:hAnsi="Avenir Next" w:cs="Avenir Next" w:eastAsia="Avenir Next"/>
+          <w:color w:val="1A1A1A"/>
           <w:sz w:val="18"/>
           <w:szCs w:val="18"/>
         </w:rPr>
-        <w:t xml:space="preserve">Step 3</w:t>
-      </w:r>
-      <w:r>
-        <w:rPr>
-          <w:rFonts w:ascii="Avenir Next" w:hAnsi="Avenir Next" w:cs="Avenir Next" w:eastAsia="Avenir Next"/>
-          <w:color w:val="1A1A1A"/>
-          <w:sz w:val="18"/>
-          <w:szCs w:val="18"/>
-        </w:rPr>
         <w:tab/>
       </w:r>
       <w:r>
@@ -1056,7 +1065,7 @@
         <w:rPr>
           <w:rFonts w:ascii="Avenir Next" w:hAnsi="Avenir Next" w:cs="Avenir Next" w:eastAsia="Avenir Next"/>
           <w:color w:val="1A1A1A"/>
-          <w:sz w:val="21"/>
+          <w:sz w:val="22"/>
           <w:szCs w:val="21"/>
         </w:rPr>
         <w:t xml:space="preserve"> &lt; </w:t>
@@ -1129,28 +1138,47 @@
           <w:rFonts w:ascii="Avenir Next" w:hAnsi="Avenir Next" w:cs="Avenir Next" w:eastAsia="Avenir Next"/>
           <w:b/>
           <w:color w:val="003A70"/>
+          <w:sz w:val="22"/>
+          <w:szCs w:val="18"/>
+        </w:rPr>
+        <w:t xml:space="preserve">Step 1</w:t>
+      </w:r>
+      <w:r>
+        <w:rPr>
+          <w:rFonts w:ascii="Avenir Next" w:hAnsi="Avenir Next" w:cs="Avenir Next" w:eastAsia="Avenir Next"/>
+          <w:color w:val="1A1A1A"/>
           <w:sz w:val="18"/>
           <w:szCs w:val="18"/>
         </w:rPr>
-        <w:t xml:space="preserve">Step 1</w:t>
-      </w:r>
-      <w:r>
-        <w:rPr>
-          <w:rFonts w:ascii="Avenir Next" w:hAnsi="Avenir Next" w:cs="Avenir Next" w:eastAsia="Avenir Next"/>
-          <w:color w:val="1A1A1A"/>
-          <w:sz w:val="18"/>
-          <w:szCs w:val="18"/>
-        </w:rPr>
         <w:tab/>
       </w:r>
       <w:r>
         <w:rPr>
           <w:rFonts w:ascii="Avenir Next" w:hAnsi="Avenir Next" w:cs="Avenir Next" w:eastAsia="Avenir Next"/>
           <w:color w:val="1A1A1A"/>
+          <w:sz w:val="22"/>
+          <w:szCs w:val="21"/>
+        </w:rPr>
+        <w:t xml:space="preserve">Picture </w:t>
+      </w:r>
+      <w:r>
+        <w:rPr>
+          <w:rFonts w:ascii="Avenir Next" w:hAnsi="Avenir Next" w:cs="Avenir Next" w:eastAsia="Avenir Next"/>
+          <w:color w:val="1A1A1A"/>
           <w:sz w:val="21"/>
           <w:szCs w:val="21"/>
-        </w:rPr>
-        <w:t xml:space="preserve">Picture </w:t>
+          <w:u w:val="single"/>
+        </w:rPr>
+        <w:t xml:space="preserve">                </w:t>
+      </w:r>
+      <w:r>
+        <w:rPr>
+          <w:rFonts w:ascii="Avenir Next" w:hAnsi="Avenir Next" w:cs="Avenir Next" w:eastAsia="Avenir Next"/>
+          <w:color w:val="1A1A1A"/>
+          <w:sz w:val="22"/>
+          <w:szCs w:val="21"/>
+        </w:rPr>
+        <w:t xml:space="preserve"> and </w:t>
       </w:r>
       <w:r>
         <w:rPr>
@@ -1166,26 +1194,7 @@
         <w:rPr>
           <w:rFonts w:ascii="Avenir Next" w:hAnsi="Avenir Next" w:cs="Avenir Next" w:eastAsia="Avenir Next"/>
           <w:color w:val="1A1A1A"/>
-          <w:sz w:val="21"/>
-          <w:szCs w:val="21"/>
-        </w:rPr>
-        <w:t xml:space="preserve"> and </w:t>
-      </w:r>
-      <w:r>
-        <w:rPr>
-          <w:rFonts w:ascii="Avenir Next" w:hAnsi="Avenir Next" w:cs="Avenir Next" w:eastAsia="Avenir Next"/>
-          <w:color w:val="1A1A1A"/>
-          <w:sz w:val="21"/>
-          <w:szCs w:val="21"/>
-          <w:u w:val="single"/>
-        </w:rPr>
-        <w:t xml:space="preserve">                </w:t>
-      </w:r>
-      <w:r>
-        <w:rPr>
-          <w:rFonts w:ascii="Avenir Next" w:hAnsi="Avenir Next" w:cs="Avenir Next" w:eastAsia="Avenir Next"/>
-          <w:color w:val="1A1A1A"/>
-          <w:sz w:val="21"/>
+          <w:sz w:val="22"/>
           <w:szCs w:val="21"/>
         </w:rPr>
         <w:t xml:space="preserve"> on the line.</w:t>
@@ -1205,25 +1214,25 @@
           <w:rFonts w:ascii="Avenir Next" w:hAnsi="Avenir Next" w:cs="Avenir Next" w:eastAsia="Avenir Next"/>
           <w:b/>
           <w:color w:val="003A70"/>
+          <w:sz w:val="22"/>
+          <w:szCs w:val="18"/>
+        </w:rPr>
+        <w:t xml:space="preserve">Step 2</w:t>
+      </w:r>
+      <w:r>
+        <w:rPr>
+          <w:rFonts w:ascii="Avenir Next" w:hAnsi="Avenir Next" w:cs="Avenir Next" w:eastAsia="Avenir Next"/>
+          <w:color w:val="1A1A1A"/>
           <w:sz w:val="18"/>
           <w:szCs w:val="18"/>
         </w:rPr>
-        <w:t xml:space="preserve">Step 2</w:t>
-      </w:r>
-      <w:r>
-        <w:rPr>
-          <w:rFonts w:ascii="Avenir Next" w:hAnsi="Avenir Next" w:cs="Avenir Next" w:eastAsia="Avenir Next"/>
-          <w:color w:val="1A1A1A"/>
-          <w:sz w:val="18"/>
-          <w:szCs w:val="18"/>
-        </w:rPr>
         <w:tab/>
       </w:r>
       <w:r>
         <w:rPr>
           <w:rFonts w:ascii="Avenir Next" w:hAnsi="Avenir Next" w:cs="Avenir Next" w:eastAsia="Avenir Next"/>
           <w:color w:val="1A1A1A"/>
-          <w:sz w:val="21"/>
+          <w:sz w:val="22"/>
           <w:szCs w:val="21"/>
         </w:rPr>
         <w:t xml:space="preserve">Farther left: </w:t>
@@ -1253,18 +1262,18 @@
           <w:rFonts w:ascii="Avenir Next" w:hAnsi="Avenir Next" w:cs="Avenir Next" w:eastAsia="Avenir Next"/>
           <w:b/>
           <w:color w:val="003A70"/>
+          <w:sz w:val="22"/>
+          <w:szCs w:val="18"/>
+        </w:rPr>
+        <w:t xml:space="preserve">Step 3</w:t>
+      </w:r>
+      <w:r>
+        <w:rPr>
+          <w:rFonts w:ascii="Avenir Next" w:hAnsi="Avenir Next" w:cs="Avenir Next" w:eastAsia="Avenir Next"/>
+          <w:color w:val="1A1A1A"/>
           <w:sz w:val="18"/>
           <w:szCs w:val="18"/>
         </w:rPr>
-        <w:t xml:space="preserve">Step 3</w:t>
-      </w:r>
-      <w:r>
-        <w:rPr>
-          <w:rFonts w:ascii="Avenir Next" w:hAnsi="Avenir Next" w:cs="Avenir Next" w:eastAsia="Avenir Next"/>
-          <w:color w:val="1A1A1A"/>
-          <w:sz w:val="18"/>
-          <w:szCs w:val="18"/>
-        </w:rPr>
         <w:tab/>
       </w:r>
       <w:r>
@@ -1281,17 +1290,17 @@
         <w:rPr>
           <w:rFonts w:ascii="Avenir Next" w:hAnsi="Avenir Next" w:cs="Avenir Next" w:eastAsia="Avenir Next"/>
           <w:color w:val="1A1A1A"/>
+          <w:sz w:val="22"/>
+          <w:szCs w:val="21"/>
+        </w:rPr>
+        <w:t xml:space="preserve"> &lt; </w:t>
+      </w:r>
+      <w:r>
+        <w:rPr>
+          <w:rFonts w:ascii="Avenir Next" w:hAnsi="Avenir Next" w:cs="Avenir Next" w:eastAsia="Avenir Next"/>
+          <w:color w:val="1A1A1A"/>
           <w:sz w:val="21"/>
           <w:szCs w:val="21"/>
-        </w:rPr>
-        <w:t xml:space="preserve"> &lt; </w:t>
-      </w:r>
-      <w:r>
-        <w:rPr>
-          <w:rFonts w:ascii="Avenir Next" w:hAnsi="Avenir Next" w:cs="Avenir Next" w:eastAsia="Avenir Next"/>
-          <w:color w:val="1A1A1A"/>
-          <w:sz w:val="21"/>
-          <w:szCs w:val="21"/>
           <w:u w:val="single"/>
         </w:rPr>
         <w:t xml:space="preserve">                </w:t>
@@ -1304,6 +1313,7 @@
     </w:p>
     <w:p>
       <w:pPr>
+        <w:pStyle w:val="Heading2"/>
         <w:keepNext/>
         <w:pBdr>
           <w:bottom w:val="single" w:sz="8" w:space="3" w:color="003A70"/>
@@ -1319,7 +1329,7 @@
           <w:b/>
           <w:color w:val="003A70"/>
           <w:spacing w:val="14"/>
-          <w:sz w:val="19"/>
+          <w:sz w:val="22"/>
           <w:szCs w:val="19"/>
         </w:rPr>
         <w:t xml:space="preserve">YOUR TURN</w:t>
@@ -1338,7 +1348,7 @@
           <w:rFonts w:ascii="Avenir Next" w:hAnsi="Avenir Next" w:cs="Avenir Next" w:eastAsia="Avenir Next"/>
           <w:i/>
           <w:color w:val="5A5F66"/>
-          <w:sz w:val="17"/>
+          <w:sz w:val="22"/>
           <w:szCs w:val="17"/>
         </w:rPr>
         <w:t xml:space="preserve">use the steps on your own</w:t>
@@ -1858,7 +1868,7 @@
           <w:caps/>
           <w:color w:val="003A70"/>
           <w:spacing w:val="12"/>
-          <w:sz w:val="19"/>
+          <w:sz w:val="22"/>
           <w:szCs w:val="19"/>
         </w:rPr>
         <w:t xml:space="preserve">Lesson 7-4  ·  Session 2  ·  Prerequisite Practice B  ·  Skill 2 of 2</w:t>
@@ -1866,6 +1876,7 @@
     </w:p>
     <w:p>
       <w:pPr>
+        <w:pStyle w:val="Heading1"/>
         <w:keepNext/>
         <w:spacing w:before="0" w:after="10" w:line="240" w:lineRule="auto"/>
       </w:pPr>
@@ -1891,7 +1902,7 @@
         <w:rPr>
           <w:rFonts w:ascii="Avenir Next" w:hAnsi="Avenir Next" w:cs="Avenir Next" w:eastAsia="Avenir Next"/>
           <w:color w:val="5A5F66"/>
-          <w:sz w:val="17"/>
+          <w:sz w:val="22"/>
           <w:szCs w:val="17"/>
         </w:rPr>
         <w:t xml:space="preserve">Builds on Lesson 7-3 Session 1 · 6.NS.C.7c</w:t>
@@ -1934,6 +1945,7 @@
           </w:tcPr>
           <w:p>
             <w:pPr>
+              <w:pStyle w:val="Heading2"/>
               <w:spacing w:before="0" w:after="0" w:line="252" w:lineRule="auto"/>
             </w:pPr>
             <w:r>
@@ -1963,7 +1975,7 @@
               <w:rPr>
                 <w:rFonts w:ascii="Avenir Next" w:hAnsi="Avenir Next" w:cs="Avenir Next" w:eastAsia="Avenir Next"/>
                 <w:color w:val="1A1A1A"/>
-                <w:sz w:val="20"/>
+                <w:sz w:val="22"/>
                 <w:szCs w:val="20"/>
               </w:rPr>
               <w:t xml:space="preserve">You will decide which golf score is farther from 0, −7 or 5.</w:t>
@@ -1983,6 +1995,7 @@
           </w:tcPr>
           <w:p>
             <w:pPr>
+              <w:pStyle w:val="Heading2"/>
               <w:spacing w:before="0" w:after="0" w:line="252" w:lineRule="auto"/>
             </w:pPr>
             <w:r>
@@ -2012,7 +2025,7 @@
               <w:rPr>
                 <w:rFonts w:ascii="Avenir Next" w:hAnsi="Avenir Next" w:cs="Avenir Next" w:eastAsia="Avenir Next"/>
                 <w:color w:val="1A1A1A"/>
-                <w:sz w:val="20"/>
+                <w:sz w:val="22"/>
                 <w:szCs w:val="20"/>
               </w:rPr>
               <w:t xml:space="preserve">Use absolute value to find distance from 0, like |−7| = 7.  </w:t>
@@ -2022,7 +2035,7 @@
                 <w:rFonts w:ascii="Avenir Next" w:hAnsi="Avenir Next" w:cs="Avenir Next" w:eastAsia="Avenir Next"/>
                 <w:b/>
                 <w:color w:val="1A1A1A"/>
-                <w:sz w:val="20"/>
+                <w:sz w:val="22"/>
                 <w:szCs w:val="20"/>
               </w:rPr>
               <w:t xml:space="preserve">You will use it in Practice Form A, problems 2 and 6.</w:t>
@@ -2033,6 +2046,7 @@
     </w:tbl>
     <w:p>
       <w:pPr>
+        <w:pStyle w:val="Heading2"/>
         <w:keepNext/>
         <w:pBdr>
           <w:bottom w:val="single" w:sz="8" w:space="3" w:color="003A70"/>
@@ -2048,7 +2062,7 @@
           <w:b/>
           <w:color w:val="003A70"/>
           <w:spacing w:val="14"/>
-          <w:sz w:val="19"/>
+          <w:sz w:val="22"/>
           <w:szCs w:val="19"/>
         </w:rPr>
         <w:t xml:space="preserve">STEPS TO FOLLOW</w:t>
@@ -2067,7 +2081,7 @@
           <w:rFonts w:ascii="Avenir Next" w:hAnsi="Avenir Next" w:cs="Avenir Next" w:eastAsia="Avenir Next"/>
           <w:i/>
           <w:color w:val="5A5F66"/>
-          <w:sz w:val="17"/>
+          <w:sz w:val="22"/>
           <w:szCs w:val="17"/>
         </w:rPr>
         <w:t xml:space="preserve">use these same steps on every problem</w:t>
@@ -2109,6 +2123,7 @@
           </w:tcPr>
           <w:p>
             <w:pPr>
+              <w:pStyle w:val="Heading1"/>
               <w:spacing w:before="0" w:after="0" w:line="240" w:lineRule="auto"/>
               <w:jc w:val="center"/>
             </w:pPr>
@@ -2137,7 +2152,7 @@
               <w:rPr>
                 <w:rFonts w:ascii="Avenir Next" w:hAnsi="Avenir Next" w:cs="Avenir Next" w:eastAsia="Avenir Next"/>
                 <w:color w:val="1A1A1A"/>
-                <w:sz w:val="21"/>
+                <w:sz w:val="22"/>
                 <w:szCs w:val="21"/>
               </w:rPr>
               <w:t xml:space="preserve">Find the </w:t>
@@ -2147,7 +2162,7 @@
                 <w:rFonts w:ascii="Avenir Next" w:hAnsi="Avenir Next" w:cs="Avenir Next" w:eastAsia="Avenir Next"/>
                 <w:b/>
                 <w:color w:val="1A1A1A"/>
-                <w:sz w:val="21"/>
+                <w:sz w:val="22"/>
                 <w:szCs w:val="21"/>
               </w:rPr>
               <w:t xml:space="preserve">absolute value</w:t>
@@ -2156,7 +2171,7 @@
               <w:rPr>
                 <w:rFonts w:ascii="Avenir Next" w:hAnsi="Avenir Next" w:cs="Avenir Next" w:eastAsia="Avenir Next"/>
                 <w:color w:val="1A1A1A"/>
-                <w:sz w:val="21"/>
+                <w:sz w:val="22"/>
                 <w:szCs w:val="21"/>
               </w:rPr>
               <w:t xml:space="preserve"> of each number.</w:t>
@@ -2175,6 +2190,7 @@
           </w:tcPr>
           <w:p>
             <w:pPr>
+              <w:pStyle w:val="Heading1"/>
               <w:spacing w:before="0" w:after="0" w:line="240" w:lineRule="auto"/>
               <w:jc w:val="center"/>
             </w:pPr>
@@ -2204,7 +2220,7 @@
                 <w:rFonts w:ascii="Avenir Next" w:hAnsi="Avenir Next" w:cs="Avenir Next" w:eastAsia="Avenir Next"/>
                 <w:b/>
                 <w:color w:val="1A1A1A"/>
-                <w:sz w:val="21"/>
+                <w:sz w:val="22"/>
                 <w:szCs w:val="21"/>
               </w:rPr>
               <w:t xml:space="preserve">Compare</w:t>
@@ -2213,7 +2229,7 @@
               <w:rPr>
                 <w:rFonts w:ascii="Avenir Next" w:hAnsi="Avenir Next" w:cs="Avenir Next" w:eastAsia="Avenir Next"/>
                 <w:color w:val="1A1A1A"/>
-                <w:sz w:val="21"/>
+                <w:sz w:val="22"/>
                 <w:szCs w:val="21"/>
               </w:rPr>
               <w:t xml:space="preserve"> the absolute values.</w:t>
@@ -2232,6 +2248,7 @@
           </w:tcPr>
           <w:p>
             <w:pPr>
+              <w:pStyle w:val="Heading1"/>
               <w:spacing w:before="0" w:after="0" w:line="240" w:lineRule="auto"/>
               <w:jc w:val="center"/>
             </w:pPr>
@@ -2260,7 +2277,7 @@
               <w:rPr>
                 <w:rFonts w:ascii="Avenir Next" w:hAnsi="Avenir Next" w:cs="Avenir Next" w:eastAsia="Avenir Next"/>
                 <w:color w:val="1A1A1A"/>
-                <w:sz w:val="21"/>
+                <w:sz w:val="22"/>
                 <w:szCs w:val="21"/>
               </w:rPr>
               <w:t xml:space="preserve">The greater absolute value is </w:t>
@@ -2270,7 +2287,7 @@
                 <w:rFonts w:ascii="Avenir Next" w:hAnsi="Avenir Next" w:cs="Avenir Next" w:eastAsia="Avenir Next"/>
                 <w:b/>
                 <w:color w:val="1A1A1A"/>
-                <w:sz w:val="21"/>
+                <w:sz w:val="22"/>
                 <w:szCs w:val="21"/>
               </w:rPr>
               <w:t xml:space="preserve">farther</w:t>
@@ -2279,7 +2296,7 @@
               <w:rPr>
                 <w:rFonts w:ascii="Avenir Next" w:hAnsi="Avenir Next" w:cs="Avenir Next" w:eastAsia="Avenir Next"/>
                 <w:color w:val="1A1A1A"/>
-                <w:sz w:val="21"/>
+                <w:sz w:val="22"/>
                 <w:szCs w:val="21"/>
               </w:rPr>
               <w:t xml:space="preserve"> from 0.</w:t>
@@ -2290,6 +2307,7 @@
     </w:tbl>
     <w:p>
       <w:pPr>
+        <w:pStyle w:val="Heading2"/>
         <w:keepNext/>
         <w:pBdr>
           <w:bottom w:val="single" w:sz="8" w:space="3" w:color="003A70"/>
@@ -2305,7 +2323,7 @@
           <w:b/>
           <w:color w:val="003A70"/>
           <w:spacing w:val="14"/>
-          <w:sz w:val="19"/>
+          <w:sz w:val="22"/>
           <w:szCs w:val="19"/>
         </w:rPr>
         <w:t xml:space="preserve">WATCH ME</w:t>
@@ -2324,7 +2342,7 @@
           <w:rFonts w:ascii="Avenir Next" w:hAnsi="Avenir Next" w:cs="Avenir Next" w:eastAsia="Avenir Next"/>
           <w:i/>
           <w:color w:val="5A5F66"/>
-          <w:sz w:val="17"/>
+          <w:sz w:val="22"/>
           <w:szCs w:val="17"/>
         </w:rPr>
         <w:t xml:space="preserve">the steps in action</w:t>
@@ -2339,7 +2357,7 @@
           <w:rFonts w:ascii="Avenir Next" w:hAnsi="Avenir Next" w:cs="Avenir Next" w:eastAsia="Avenir Next"/>
           <w:b/>
           <w:color w:val="1A1A1A"/>
-          <w:sz w:val="21"/>
+          <w:sz w:val="22"/>
           <w:szCs w:val="21"/>
         </w:rPr>
         <w:t xml:space="preserve">Which is farther from 0, −6 or −2?</w:t>
@@ -2358,25 +2376,25 @@
           <w:rFonts w:ascii="Avenir Next" w:hAnsi="Avenir Next" w:cs="Avenir Next" w:eastAsia="Avenir Next"/>
           <w:b/>
           <w:color w:val="003A70"/>
+          <w:sz w:val="22"/>
+          <w:szCs w:val="19"/>
+        </w:rPr>
+        <w:t xml:space="preserve">Step 1</w:t>
+      </w:r>
+      <w:r>
+        <w:rPr>
+          <w:rFonts w:ascii="Avenir Next" w:hAnsi="Avenir Next" w:cs="Avenir Next" w:eastAsia="Avenir Next"/>
+          <w:color w:val="1A1A1A"/>
           <w:sz w:val="19"/>
           <w:szCs w:val="19"/>
         </w:rPr>
-        <w:t xml:space="preserve">Step 1</w:t>
-      </w:r>
-      <w:r>
-        <w:rPr>
-          <w:rFonts w:ascii="Avenir Next" w:hAnsi="Avenir Next" w:cs="Avenir Next" w:eastAsia="Avenir Next"/>
-          <w:color w:val="1A1A1A"/>
-          <w:sz w:val="19"/>
-          <w:szCs w:val="19"/>
-        </w:rPr>
         <w:tab/>
       </w:r>
       <w:r>
         <w:rPr>
           <w:rFonts w:ascii="Avenir Next" w:hAnsi="Avenir Next" w:cs="Avenir Next" w:eastAsia="Avenir Next"/>
           <w:color w:val="1A1A1A"/>
-          <w:sz w:val="21"/>
+          <w:sz w:val="22"/>
           <w:szCs w:val="21"/>
         </w:rPr>
         <w:t xml:space="preserve">|−6| = 6 and |−2| = 2</w:t>
@@ -2395,25 +2413,25 @@
           <w:rFonts w:ascii="Avenir Next" w:hAnsi="Avenir Next" w:cs="Avenir Next" w:eastAsia="Avenir Next"/>
           <w:b/>
           <w:color w:val="003A70"/>
+          <w:sz w:val="22"/>
+          <w:szCs w:val="19"/>
+        </w:rPr>
+        <w:t xml:space="preserve">Step 2</w:t>
+      </w:r>
+      <w:r>
+        <w:rPr>
+          <w:rFonts w:ascii="Avenir Next" w:hAnsi="Avenir Next" w:cs="Avenir Next" w:eastAsia="Avenir Next"/>
+          <w:color w:val="1A1A1A"/>
           <w:sz w:val="19"/>
           <w:szCs w:val="19"/>
         </w:rPr>
-        <w:t xml:space="preserve">Step 2</w:t>
-      </w:r>
-      <w:r>
-        <w:rPr>
-          <w:rFonts w:ascii="Avenir Next" w:hAnsi="Avenir Next" w:cs="Avenir Next" w:eastAsia="Avenir Next"/>
-          <w:color w:val="1A1A1A"/>
-          <w:sz w:val="19"/>
-          <w:szCs w:val="19"/>
-        </w:rPr>
         <w:tab/>
       </w:r>
       <w:r>
         <w:rPr>
           <w:rFonts w:ascii="Avenir Next" w:hAnsi="Avenir Next" w:cs="Avenir Next" w:eastAsia="Avenir Next"/>
           <w:color w:val="1A1A1A"/>
-          <w:sz w:val="21"/>
+          <w:sz w:val="22"/>
           <w:szCs w:val="21"/>
         </w:rPr>
         <w:t xml:space="preserve">6 &gt; 2</w:t>
@@ -2432,25 +2450,25 @@
           <w:rFonts w:ascii="Avenir Next" w:hAnsi="Avenir Next" w:cs="Avenir Next" w:eastAsia="Avenir Next"/>
           <w:b/>
           <w:color w:val="003A70"/>
+          <w:sz w:val="22"/>
+          <w:szCs w:val="19"/>
+        </w:rPr>
+        <w:t xml:space="preserve">Step 3</w:t>
+      </w:r>
+      <w:r>
+        <w:rPr>
+          <w:rFonts w:ascii="Avenir Next" w:hAnsi="Avenir Next" w:cs="Avenir Next" w:eastAsia="Avenir Next"/>
+          <w:color w:val="1A1A1A"/>
           <w:sz w:val="19"/>
           <w:szCs w:val="19"/>
         </w:rPr>
-        <w:t xml:space="preserve">Step 3</w:t>
-      </w:r>
-      <w:r>
-        <w:rPr>
-          <w:rFonts w:ascii="Avenir Next" w:hAnsi="Avenir Next" w:cs="Avenir Next" w:eastAsia="Avenir Next"/>
-          <w:color w:val="1A1A1A"/>
-          <w:sz w:val="19"/>
-          <w:szCs w:val="19"/>
-        </w:rPr>
         <w:tab/>
       </w:r>
       <w:r>
         <w:rPr>
           <w:rFonts w:ascii="Avenir Next" w:hAnsi="Avenir Next" w:cs="Avenir Next" w:eastAsia="Avenir Next"/>
           <w:color w:val="1A1A1A"/>
-          <w:sz w:val="21"/>
+          <w:sz w:val="22"/>
           <w:szCs w:val="21"/>
         </w:rPr>
         <w:t xml:space="preserve">−6 is farther from 0.</w:t>
@@ -2469,18 +2487,18 @@
           <w:rFonts w:ascii="Avenir Next" w:hAnsi="Avenir Next" w:cs="Avenir Next" w:eastAsia="Avenir Next"/>
           <w:b/>
           <w:color w:val="1A1A1A"/>
+          <w:sz w:val="22"/>
+          <w:szCs w:val="21"/>
+        </w:rPr>
+        <w:t xml:space="preserve">Answer</w:t>
+      </w:r>
+      <w:r>
+        <w:rPr>
+          <w:rFonts w:ascii="Avenir Next" w:hAnsi="Avenir Next" w:cs="Avenir Next" w:eastAsia="Avenir Next"/>
+          <w:color w:val="1A1A1A"/>
           <w:sz w:val="21"/>
           <w:szCs w:val="21"/>
         </w:rPr>
-        <w:t xml:space="preserve">Answer</w:t>
-      </w:r>
-      <w:r>
-        <w:rPr>
-          <w:rFonts w:ascii="Avenir Next" w:hAnsi="Avenir Next" w:cs="Avenir Next" w:eastAsia="Avenir Next"/>
-          <w:color w:val="1A1A1A"/>
-          <w:sz w:val="21"/>
-          <w:szCs w:val="21"/>
-        </w:rPr>
         <w:tab/>
       </w:r>
       <w:r>
@@ -2488,7 +2506,7 @@
           <w:rFonts w:ascii="Avenir Next" w:hAnsi="Avenir Next" w:cs="Avenir Next" w:eastAsia="Avenir Next"/>
           <w:b/>
           <w:color w:val="1A1A1A"/>
-          <w:sz w:val="21"/>
+          <w:sz w:val="22"/>
           <w:szCs w:val="21"/>
         </w:rPr>
         <w:t xml:space="preserve">−6</w:t>
@@ -2496,6 +2514,7 @@
     </w:p>
     <w:p>
       <w:pPr>
+        <w:pStyle w:val="Heading2"/>
         <w:keepNext/>
         <w:pBdr>
           <w:bottom w:val="single" w:sz="8" w:space="3" w:color="003A70"/>
@@ -2511,7 +2530,7 @@
           <w:b/>
           <w:color w:val="003A70"/>
           <w:spacing w:val="14"/>
-          <w:sz w:val="19"/>
+          <w:sz w:val="22"/>
           <w:szCs w:val="19"/>
         </w:rPr>
         <w:t xml:space="preserve">TRY IT WITH HELP</w:t>
@@ -2530,7 +2549,7 @@
           <w:rFonts w:ascii="Avenir Next" w:hAnsi="Avenir Next" w:cs="Avenir Next" w:eastAsia="Avenir Next"/>
           <w:i/>
           <w:color w:val="5A5F66"/>
-          <w:sz w:val="17"/>
+          <w:sz w:val="22"/>
           <w:szCs w:val="17"/>
         </w:rPr>
         <w:t xml:space="preserve">fill in each step</w:t>
@@ -2588,35 +2607,35 @@
           <w:rFonts w:ascii="Avenir Next" w:hAnsi="Avenir Next" w:cs="Avenir Next" w:eastAsia="Avenir Next"/>
           <w:b/>
           <w:color w:val="003A70"/>
+          <w:sz w:val="22"/>
+          <w:szCs w:val="18"/>
+        </w:rPr>
+        <w:t xml:space="preserve">Step 1</w:t>
+      </w:r>
+      <w:r>
+        <w:rPr>
+          <w:rFonts w:ascii="Avenir Next" w:hAnsi="Avenir Next" w:cs="Avenir Next" w:eastAsia="Avenir Next"/>
+          <w:color w:val="1A1A1A"/>
           <w:sz w:val="18"/>
           <w:szCs w:val="18"/>
         </w:rPr>
-        <w:t xml:space="preserve">Step 1</w:t>
-      </w:r>
-      <w:r>
-        <w:rPr>
-          <w:rFonts w:ascii="Avenir Next" w:hAnsi="Avenir Next" w:cs="Avenir Next" w:eastAsia="Avenir Next"/>
-          <w:color w:val="1A1A1A"/>
-          <w:sz w:val="18"/>
-          <w:szCs w:val="18"/>
-        </w:rPr>
         <w:tab/>
       </w:r>
       <w:r>
         <w:rPr>
           <w:rFonts w:ascii="Avenir Next" w:hAnsi="Avenir Next" w:cs="Avenir Next" w:eastAsia="Avenir Next"/>
           <w:color w:val="1A1A1A"/>
+          <w:sz w:val="22"/>
+          <w:szCs w:val="21"/>
+        </w:rPr>
+        <w:t xml:space="preserve">|−7| = </w:t>
+      </w:r>
+      <w:r>
+        <w:rPr>
+          <w:rFonts w:ascii="Avenir Next" w:hAnsi="Avenir Next" w:cs="Avenir Next" w:eastAsia="Avenir Next"/>
+          <w:color w:val="1A1A1A"/>
           <w:sz w:val="21"/>
           <w:szCs w:val="21"/>
-        </w:rPr>
-        <w:t xml:space="preserve">|−7| = </w:t>
-      </w:r>
-      <w:r>
-        <w:rPr>
-          <w:rFonts w:ascii="Avenir Next" w:hAnsi="Avenir Next" w:cs="Avenir Next" w:eastAsia="Avenir Next"/>
-          <w:color w:val="1A1A1A"/>
-          <w:sz w:val="21"/>
-          <w:szCs w:val="21"/>
           <w:u w:val="single"/>
         </w:rPr>
         <w:t xml:space="preserve">                </w:t>
@@ -2625,7 +2644,7 @@
         <w:rPr>
           <w:rFonts w:ascii="Avenir Next" w:hAnsi="Avenir Next" w:cs="Avenir Next" w:eastAsia="Avenir Next"/>
           <w:color w:val="1A1A1A"/>
-          <w:sz w:val="21"/>
+          <w:sz w:val="22"/>
           <w:szCs w:val="21"/>
         </w:rPr>
         <w:t xml:space="preserve"> and |5| = </w:t>
@@ -2655,35 +2674,35 @@
           <w:rFonts w:ascii="Avenir Next" w:hAnsi="Avenir Next" w:cs="Avenir Next" w:eastAsia="Avenir Next"/>
           <w:b/>
           <w:color w:val="003A70"/>
+          <w:sz w:val="22"/>
+          <w:szCs w:val="18"/>
+        </w:rPr>
+        <w:t xml:space="preserve">Step 2</w:t>
+      </w:r>
+      <w:r>
+        <w:rPr>
+          <w:rFonts w:ascii="Avenir Next" w:hAnsi="Avenir Next" w:cs="Avenir Next" w:eastAsia="Avenir Next"/>
+          <w:color w:val="1A1A1A"/>
           <w:sz w:val="18"/>
           <w:szCs w:val="18"/>
         </w:rPr>
-        <w:t xml:space="preserve">Step 2</w:t>
-      </w:r>
-      <w:r>
-        <w:rPr>
-          <w:rFonts w:ascii="Avenir Next" w:hAnsi="Avenir Next" w:cs="Avenir Next" w:eastAsia="Avenir Next"/>
-          <w:color w:val="1A1A1A"/>
-          <w:sz w:val="18"/>
-          <w:szCs w:val="18"/>
-        </w:rPr>
         <w:tab/>
       </w:r>
       <w:r>
         <w:rPr>
           <w:rFonts w:ascii="Avenir Next" w:hAnsi="Avenir Next" w:cs="Avenir Next" w:eastAsia="Avenir Next"/>
           <w:color w:val="1A1A1A"/>
+          <w:sz w:val="22"/>
+          <w:szCs w:val="21"/>
+        </w:rPr>
+        <w:t xml:space="preserve">7 </w:t>
+      </w:r>
+      <w:r>
+        <w:rPr>
+          <w:rFonts w:ascii="Avenir Next" w:hAnsi="Avenir Next" w:cs="Avenir Next" w:eastAsia="Avenir Next"/>
+          <w:color w:val="1A1A1A"/>
           <w:sz w:val="21"/>
           <w:szCs w:val="21"/>
-        </w:rPr>
-        <w:t xml:space="preserve">7 </w:t>
-      </w:r>
-      <w:r>
-        <w:rPr>
-          <w:rFonts w:ascii="Avenir Next" w:hAnsi="Avenir Next" w:cs="Avenir Next" w:eastAsia="Avenir Next"/>
-          <w:color w:val="1A1A1A"/>
-          <w:sz w:val="21"/>
-          <w:szCs w:val="21"/>
           <w:u w:val="single"/>
         </w:rPr>
         <w:t xml:space="preserve">                </w:t>
@@ -2692,7 +2711,7 @@
         <w:rPr>
           <w:rFonts w:ascii="Avenir Next" w:hAnsi="Avenir Next" w:cs="Avenir Next" w:eastAsia="Avenir Next"/>
           <w:color w:val="1A1A1A"/>
-          <w:sz w:val="21"/>
+          <w:sz w:val="22"/>
           <w:szCs w:val="21"/>
         </w:rPr>
         <w:t xml:space="preserve"> 5</w:t>
@@ -2712,18 +2731,18 @@
           <w:rFonts w:ascii="Avenir Next" w:hAnsi="Avenir Next" w:cs="Avenir Next" w:eastAsia="Avenir Next"/>
           <w:b/>
           <w:color w:val="003A70"/>
+          <w:sz w:val="22"/>
+          <w:szCs w:val="18"/>
+        </w:rPr>
+        <w:t xml:space="preserve">Step 3</w:t>
+      </w:r>
+      <w:r>
+        <w:rPr>
+          <w:rFonts w:ascii="Avenir Next" w:hAnsi="Avenir Next" w:cs="Avenir Next" w:eastAsia="Avenir Next"/>
+          <w:color w:val="1A1A1A"/>
           <w:sz w:val="18"/>
           <w:szCs w:val="18"/>
         </w:rPr>
-        <w:t xml:space="preserve">Step 3</w:t>
-      </w:r>
-      <w:r>
-        <w:rPr>
-          <w:rFonts w:ascii="Avenir Next" w:hAnsi="Avenir Next" w:cs="Avenir Next" w:eastAsia="Avenir Next"/>
-          <w:color w:val="1A1A1A"/>
-          <w:sz w:val="18"/>
-          <w:szCs w:val="18"/>
-        </w:rPr>
         <w:tab/>
       </w:r>
       <w:r>
@@ -2740,7 +2759,7 @@
         <w:rPr>
           <w:rFonts w:ascii="Avenir Next" w:hAnsi="Avenir Next" w:cs="Avenir Next" w:eastAsia="Avenir Next"/>
           <w:color w:val="1A1A1A"/>
-          <w:sz w:val="21"/>
+          <w:sz w:val="22"/>
           <w:szCs w:val="21"/>
         </w:rPr>
         <w:t xml:space="preserve"> is farther from 0.</w:t>
@@ -2803,35 +2822,35 @@
           <w:rFonts w:ascii="Avenir Next" w:hAnsi="Avenir Next" w:cs="Avenir Next" w:eastAsia="Avenir Next"/>
           <w:b/>
           <w:color w:val="003A70"/>
+          <w:sz w:val="22"/>
+          <w:szCs w:val="18"/>
+        </w:rPr>
+        <w:t xml:space="preserve">Step 1</w:t>
+      </w:r>
+      <w:r>
+        <w:rPr>
+          <w:rFonts w:ascii="Avenir Next" w:hAnsi="Avenir Next" w:cs="Avenir Next" w:eastAsia="Avenir Next"/>
+          <w:color w:val="1A1A1A"/>
           <w:sz w:val="18"/>
           <w:szCs w:val="18"/>
         </w:rPr>
-        <w:t xml:space="preserve">Step 1</w:t>
-      </w:r>
-      <w:r>
-        <w:rPr>
-          <w:rFonts w:ascii="Avenir Next" w:hAnsi="Avenir Next" w:cs="Avenir Next" w:eastAsia="Avenir Next"/>
-          <w:color w:val="1A1A1A"/>
-          <w:sz w:val="18"/>
-          <w:szCs w:val="18"/>
-        </w:rPr>
         <w:tab/>
       </w:r>
       <w:r>
         <w:rPr>
           <w:rFonts w:ascii="Avenir Next" w:hAnsi="Avenir Next" w:cs="Avenir Next" w:eastAsia="Avenir Next"/>
           <w:color w:val="1A1A1A"/>
+          <w:sz w:val="22"/>
+          <w:szCs w:val="21"/>
+        </w:rPr>
+        <w:t xml:space="preserve">|−3| = </w:t>
+      </w:r>
+      <w:r>
+        <w:rPr>
+          <w:rFonts w:ascii="Avenir Next" w:hAnsi="Avenir Next" w:cs="Avenir Next" w:eastAsia="Avenir Next"/>
+          <w:color w:val="1A1A1A"/>
           <w:sz w:val="21"/>
           <w:szCs w:val="21"/>
-        </w:rPr>
-        <w:t xml:space="preserve">|−3| = </w:t>
-      </w:r>
-      <w:r>
-        <w:rPr>
-          <w:rFonts w:ascii="Avenir Next" w:hAnsi="Avenir Next" w:cs="Avenir Next" w:eastAsia="Avenir Next"/>
-          <w:color w:val="1A1A1A"/>
-          <w:sz w:val="21"/>
-          <w:szCs w:val="21"/>
           <w:u w:val="single"/>
         </w:rPr>
         <w:t xml:space="preserve">                </w:t>
@@ -2840,7 +2859,7 @@
         <w:rPr>
           <w:rFonts w:ascii="Avenir Next" w:hAnsi="Avenir Next" w:cs="Avenir Next" w:eastAsia="Avenir Next"/>
           <w:color w:val="1A1A1A"/>
-          <w:sz w:val="21"/>
+          <w:sz w:val="22"/>
           <w:szCs w:val="21"/>
         </w:rPr>
         <w:t xml:space="preserve"> and |4| = </w:t>
@@ -2870,35 +2889,35 @@
           <w:rFonts w:ascii="Avenir Next" w:hAnsi="Avenir Next" w:cs="Avenir Next" w:eastAsia="Avenir Next"/>
           <w:b/>
           <w:color w:val="003A70"/>
+          <w:sz w:val="22"/>
+          <w:szCs w:val="18"/>
+        </w:rPr>
+        <w:t xml:space="preserve">Step 2</w:t>
+      </w:r>
+      <w:r>
+        <w:rPr>
+          <w:rFonts w:ascii="Avenir Next" w:hAnsi="Avenir Next" w:cs="Avenir Next" w:eastAsia="Avenir Next"/>
+          <w:color w:val="1A1A1A"/>
           <w:sz w:val="18"/>
           <w:szCs w:val="18"/>
         </w:rPr>
-        <w:t xml:space="preserve">Step 2</w:t>
-      </w:r>
-      <w:r>
-        <w:rPr>
-          <w:rFonts w:ascii="Avenir Next" w:hAnsi="Avenir Next" w:cs="Avenir Next" w:eastAsia="Avenir Next"/>
-          <w:color w:val="1A1A1A"/>
-          <w:sz w:val="18"/>
-          <w:szCs w:val="18"/>
-        </w:rPr>
         <w:tab/>
       </w:r>
       <w:r>
         <w:rPr>
           <w:rFonts w:ascii="Avenir Next" w:hAnsi="Avenir Next" w:cs="Avenir Next" w:eastAsia="Avenir Next"/>
           <w:color w:val="1A1A1A"/>
+          <w:sz w:val="22"/>
+          <w:szCs w:val="21"/>
+        </w:rPr>
+        <w:t xml:space="preserve">3 </w:t>
+      </w:r>
+      <w:r>
+        <w:rPr>
+          <w:rFonts w:ascii="Avenir Next" w:hAnsi="Avenir Next" w:cs="Avenir Next" w:eastAsia="Avenir Next"/>
+          <w:color w:val="1A1A1A"/>
           <w:sz w:val="21"/>
           <w:szCs w:val="21"/>
-        </w:rPr>
-        <w:t xml:space="preserve">3 </w:t>
-      </w:r>
-      <w:r>
-        <w:rPr>
-          <w:rFonts w:ascii="Avenir Next" w:hAnsi="Avenir Next" w:cs="Avenir Next" w:eastAsia="Avenir Next"/>
-          <w:color w:val="1A1A1A"/>
-          <w:sz w:val="21"/>
-          <w:szCs w:val="21"/>
           <w:u w:val="single"/>
         </w:rPr>
         <w:t xml:space="preserve">                </w:t>
@@ -2907,7 +2926,7 @@
         <w:rPr>
           <w:rFonts w:ascii="Avenir Next" w:hAnsi="Avenir Next" w:cs="Avenir Next" w:eastAsia="Avenir Next"/>
           <w:color w:val="1A1A1A"/>
-          <w:sz w:val="21"/>
+          <w:sz w:val="22"/>
           <w:szCs w:val="21"/>
         </w:rPr>
         <w:t xml:space="preserve"> 4</w:t>
@@ -2927,18 +2946,18 @@
           <w:rFonts w:ascii="Avenir Next" w:hAnsi="Avenir Next" w:cs="Avenir Next" w:eastAsia="Avenir Next"/>
           <w:b/>
           <w:color w:val="003A70"/>
+          <w:sz w:val="22"/>
+          <w:szCs w:val="18"/>
+        </w:rPr>
+        <w:t xml:space="preserve">Step 3</w:t>
+      </w:r>
+      <w:r>
+        <w:rPr>
+          <w:rFonts w:ascii="Avenir Next" w:hAnsi="Avenir Next" w:cs="Avenir Next" w:eastAsia="Avenir Next"/>
+          <w:color w:val="1A1A1A"/>
           <w:sz w:val="18"/>
           <w:szCs w:val="18"/>
         </w:rPr>
-        <w:t xml:space="preserve">Step 3</w:t>
-      </w:r>
-      <w:r>
-        <w:rPr>
-          <w:rFonts w:ascii="Avenir Next" w:hAnsi="Avenir Next" w:cs="Avenir Next" w:eastAsia="Avenir Next"/>
-          <w:color w:val="1A1A1A"/>
-          <w:sz w:val="18"/>
-          <w:szCs w:val="18"/>
-        </w:rPr>
         <w:tab/>
       </w:r>
       <w:r>
@@ -2955,7 +2974,7 @@
         <w:rPr>
           <w:rFonts w:ascii="Avenir Next" w:hAnsi="Avenir Next" w:cs="Avenir Next" w:eastAsia="Avenir Next"/>
           <w:color w:val="1A1A1A"/>
-          <w:sz w:val="21"/>
+          <w:sz w:val="22"/>
           <w:szCs w:val="21"/>
         </w:rPr>
         <w:t xml:space="preserve"> is farther from 0.</w:t>
@@ -2968,6 +2987,7 @@
     </w:p>
     <w:p>
       <w:pPr>
+        <w:pStyle w:val="Heading2"/>
         <w:keepNext/>
         <w:pBdr>
           <w:bottom w:val="single" w:sz="8" w:space="3" w:color="003A70"/>
@@ -2983,7 +3003,7 @@
           <w:b/>
           <w:color w:val="003A70"/>
           <w:spacing w:val="14"/>
-          <w:sz w:val="19"/>
+          <w:sz w:val="22"/>
           <w:szCs w:val="19"/>
         </w:rPr>
         <w:t xml:space="preserve">YOUR TURN</w:t>
@@ -3002,7 +3022,7 @@
           <w:rFonts w:ascii="Avenir Next" w:hAnsi="Avenir Next" w:cs="Avenir Next" w:eastAsia="Avenir Next"/>
           <w:i/>
           <w:color w:val="5A5F66"/>
-          <w:sz w:val="17"/>
+          <w:sz w:val="22"/>
           <w:szCs w:val="17"/>
         </w:rPr>
         <w:t xml:space="preserve">use the steps on your own</w:t>
@@ -3511,6 +3531,7 @@
     </w:p>
     <w:p>
       <w:pPr>
+        <w:pStyle w:val="Heading2"/>
         <w:keepNext/>
         <w:pBdr>
           <w:bottom w:val="single" w:sz="8" w:space="3" w:color="003A70"/>
@@ -3526,7 +3547,7 @@
           <w:b/>
           <w:color w:val="003A70"/>
           <w:spacing w:val="14"/>
-          <w:sz w:val="19"/>
+          <w:sz w:val="22"/>
           <w:szCs w:val="19"/>
         </w:rPr>
         <w:t xml:space="preserve">READY CHECK</w:t>
@@ -3545,7 +3566,7 @@
           <w:rFonts w:ascii="Avenir Next" w:hAnsi="Avenir Next" w:cs="Avenir Next" w:eastAsia="Avenir Next"/>
           <w:i/>
           <w:color w:val="5A5F66"/>
-          <w:sz w:val="17"/>
+          <w:sz w:val="22"/>
           <w:szCs w:val="17"/>
         </w:rPr>
         <w:t xml:space="preserve">a problem like the one in today’s lesson</w:t>
@@ -3677,25 +3698,25 @@
                       <w:rFonts w:ascii="Avenir Next" w:hAnsi="Avenir Next" w:cs="Avenir Next" w:eastAsia="Avenir Next"/>
                       <w:b/>
                       <w:color w:val="003A70"/>
+                      <w:sz w:val="22"/>
+                      <w:szCs w:val="21"/>
+                    </w:rPr>
+                    <w:t xml:space="preserve">A</w:t>
+                  </w:r>
+                  <w:r>
+                    <w:rPr>
+                      <w:rFonts w:ascii="Avenir Next" w:hAnsi="Avenir Next" w:cs="Avenir Next" w:eastAsia="Avenir Next"/>
+                      <w:color w:val="1A1A1A"/>
                       <w:sz w:val="21"/>
                       <w:szCs w:val="21"/>
                     </w:rPr>
-                    <w:t xml:space="preserve">A</w:t>
-                  </w:r>
-                  <w:r>
-                    <w:rPr>
-                      <w:rFonts w:ascii="Avenir Next" w:hAnsi="Avenir Next" w:cs="Avenir Next" w:eastAsia="Avenir Next"/>
-                      <w:color w:val="1A1A1A"/>
-                      <w:sz w:val="21"/>
-                      <w:szCs w:val="21"/>
-                    </w:rPr>
                     <w:tab/>
                   </w:r>
                   <w:r>
                     <w:rPr>
                       <w:rFonts w:ascii="Avenir Next" w:hAnsi="Avenir Next" w:cs="Avenir Next" w:eastAsia="Avenir Next"/>
                       <w:color w:val="1A1A1A"/>
-                      <w:sz w:val="21"/>
+                      <w:sz w:val="22"/>
                       <w:szCs w:val="21"/>
                     </w:rPr>
                     <w:t xml:space="preserve">−1.5</w:t>
@@ -3720,25 +3741,25 @@
                       <w:rFonts w:ascii="Avenir Next" w:hAnsi="Avenir Next" w:cs="Avenir Next" w:eastAsia="Avenir Next"/>
                       <w:b/>
                       <w:color w:val="003A70"/>
+                      <w:sz w:val="22"/>
+                      <w:szCs w:val="21"/>
+                    </w:rPr>
+                    <w:t xml:space="preserve">B</w:t>
+                  </w:r>
+                  <w:r>
+                    <w:rPr>
+                      <w:rFonts w:ascii="Avenir Next" w:hAnsi="Avenir Next" w:cs="Avenir Next" w:eastAsia="Avenir Next"/>
+                      <w:color w:val="1A1A1A"/>
                       <w:sz w:val="21"/>
                       <w:szCs w:val="21"/>
                     </w:rPr>
-                    <w:t xml:space="preserve">B</w:t>
-                  </w:r>
-                  <w:r>
-                    <w:rPr>
-                      <w:rFonts w:ascii="Avenir Next" w:hAnsi="Avenir Next" w:cs="Avenir Next" w:eastAsia="Avenir Next"/>
-                      <w:color w:val="1A1A1A"/>
-                      <w:sz w:val="21"/>
-                      <w:szCs w:val="21"/>
-                    </w:rPr>
                     <w:tab/>
                   </w:r>
                   <w:r>
                     <w:rPr>
                       <w:rFonts w:ascii="Avenir Next" w:hAnsi="Avenir Next" w:cs="Avenir Next" w:eastAsia="Avenir Next"/>
                       <w:color w:val="1A1A1A"/>
-                      <w:sz w:val="21"/>
+                      <w:sz w:val="22"/>
                       <w:szCs w:val="21"/>
                     </w:rPr>
                     <w:t xml:space="preserve">2</w:t>
@@ -3763,25 +3784,25 @@
                       <w:rFonts w:ascii="Avenir Next" w:hAnsi="Avenir Next" w:cs="Avenir Next" w:eastAsia="Avenir Next"/>
                       <w:b/>
                       <w:color w:val="003A70"/>
+                      <w:sz w:val="22"/>
+                      <w:szCs w:val="21"/>
+                    </w:rPr>
+                    <w:t xml:space="preserve">C</w:t>
+                  </w:r>
+                  <w:r>
+                    <w:rPr>
+                      <w:rFonts w:ascii="Avenir Next" w:hAnsi="Avenir Next" w:cs="Avenir Next" w:eastAsia="Avenir Next"/>
+                      <w:color w:val="1A1A1A"/>
                       <w:sz w:val="21"/>
                       <w:szCs w:val="21"/>
                     </w:rPr>
-                    <w:t xml:space="preserve">C</w:t>
-                  </w:r>
-                  <w:r>
-                    <w:rPr>
-                      <w:rFonts w:ascii="Avenir Next" w:hAnsi="Avenir Next" w:cs="Avenir Next" w:eastAsia="Avenir Next"/>
-                      <w:color w:val="1A1A1A"/>
-                      <w:sz w:val="21"/>
-                      <w:szCs w:val="21"/>
-                    </w:rPr>
                     <w:tab/>
                   </w:r>
                   <w:r>
                     <w:rPr>
                       <w:rFonts w:ascii="Avenir Next" w:hAnsi="Avenir Next" w:cs="Avenir Next" w:eastAsia="Avenir Next"/>
                       <w:color w:val="1A1A1A"/>
-                      <w:sz w:val="21"/>
+                      <w:sz w:val="22"/>
                       <w:szCs w:val="21"/>
                     </w:rPr>
                     <w:t xml:space="preserve">−3</w:t>
@@ -3806,25 +3827,25 @@
                       <w:rFonts w:ascii="Avenir Next" w:hAnsi="Avenir Next" w:cs="Avenir Next" w:eastAsia="Avenir Next"/>
                       <w:b/>
                       <w:color w:val="003A70"/>
+                      <w:sz w:val="22"/>
+                      <w:szCs w:val="21"/>
+                    </w:rPr>
+                    <w:t xml:space="preserve">D</w:t>
+                  </w:r>
+                  <w:r>
+                    <w:rPr>
+                      <w:rFonts w:ascii="Avenir Next" w:hAnsi="Avenir Next" w:cs="Avenir Next" w:eastAsia="Avenir Next"/>
+                      <w:color w:val="1A1A1A"/>
                       <w:sz w:val="21"/>
                       <w:szCs w:val="21"/>
                     </w:rPr>
-                    <w:t xml:space="preserve">D</w:t>
-                  </w:r>
-                  <w:r>
-                    <w:rPr>
-                      <w:rFonts w:ascii="Avenir Next" w:hAnsi="Avenir Next" w:cs="Avenir Next" w:eastAsia="Avenir Next"/>
-                      <w:color w:val="1A1A1A"/>
-                      <w:sz w:val="21"/>
-                      <w:szCs w:val="21"/>
-                    </w:rPr>
                     <w:tab/>
                   </w:r>
                   <w:r>
                     <w:rPr>
                       <w:rFonts w:ascii="Avenir Next" w:hAnsi="Avenir Next" w:cs="Avenir Next" w:eastAsia="Avenir Next"/>
                       <w:color w:val="1A1A1A"/>
-                      <w:sz w:val="21"/>
+                      <w:sz w:val="22"/>
                       <w:szCs w:val="21"/>
                     </w:rPr>
                     <w:t xml:space="preserve">0.5</w:t>
@@ -3873,19 +3894,42 @@
         <w:tblLook w:val="0000" w:firstRow="0" w:lastRow="0" w:firstColumn="0" w:lastColumn="0" w:noHBand="1" w:noVBand="1"/>
       </w:tblPr>
       <w:tblGrid>
-        <w:gridCol w:w="2000"/>
-        <w:gridCol w:w="2300"/>
-        <w:gridCol w:w="2100"/>
-        <w:gridCol w:w="3104"/>
+        <w:gridCol w:w="1750"/>
+        <w:gridCol w:w="2500"/>
+        <w:gridCol w:w="2200"/>
+        <w:gridCol w:w="3054"/>
       </w:tblGrid>
       <w:tr>
         <w:trPr>
           <w:cantSplit/>
-          <w:trHeight w:val="320" w:hRule="atLeast"/>
+          <w:trHeight w:val="300" w:hRule="atLeast"/>
         </w:trPr>
         <w:tc>
           <w:tcPr>
-            <w:tcW w:w="2000" w:type="dxa"/>
+            <w:tcW w:w="1750" w:type="dxa"/>
+            <w:vAlign w:val="center"/>
+          </w:tcPr>
+          <w:p>
+            <w:pPr>
+              <w:pStyle w:val="Heading2"/>
+              <w:spacing w:before="0" w:after="0" w:line="240" w:lineRule="auto"/>
+            </w:pPr>
+            <w:r>
+              <w:rPr>
+                <w:rFonts w:ascii="Avenir Next" w:hAnsi="Avenir Next" w:cs="Avenir Next" w:eastAsia="Avenir Next"/>
+                <w:b/>
+                <w:color w:val="003A70"/>
+                <w:spacing w:val="12"/>
+                <w:sz w:val="15"/>
+                <w:szCs w:val="15"/>
+              </w:rPr>
+              <w:t xml:space="preserve">CHECK YOURSELF</w:t>
+            </w:r>
+          </w:p>
+        </w:tc>
+        <w:tc>
+          <w:tcPr>
+            <w:tcW w:w="2500" w:type="dxa"/>
             <w:vAlign w:val="center"/>
           </w:tcPr>
           <w:p>
@@ -3894,20 +3938,27 @@
             </w:pPr>
             <w:r>
               <w:rPr>
-                <w:rFonts w:ascii="Avenir Next" w:hAnsi="Avenir Next" w:cs="Avenir Next" w:eastAsia="Avenir Next"/>
-                <w:b/>
-                <w:color w:val="003A70"/>
-                <w:spacing w:val="12"/>
-                <w:sz w:val="15"/>
-                <w:szCs w:val="15"/>
-              </w:rPr>
-              <w:t xml:space="preserve">CHECK YOURSELF</w:t>
+                <w:rFonts w:ascii="Arial" w:hAnsi="Arial" w:cs="Arial" w:eastAsia="Arial"/>
+                <w:color w:val="1A1A1A"/>
+                <w:sz w:val="20"/>
+                <w:szCs w:val="20"/>
+              </w:rPr>
+              <w:t xml:space="preserve">□</w:t>
+            </w:r>
+            <w:r>
+              <w:rPr>
+                <w:rFonts w:ascii="Avenir Next" w:hAnsi="Avenir Next" w:cs="Avenir Next" w:eastAsia="Avenir Next"/>
+                <w:color w:val="1A1A1A"/>
+                <w:sz w:val="17"/>
+                <w:szCs w:val="17"/>
+              </w:rPr>
+              <w:t xml:space="preserve">  I can do this on my own</w:t>
             </w:r>
           </w:p>
         </w:tc>
         <w:tc>
           <w:tcPr>
-            <w:tcW w:w="2300" w:type="dxa"/>
+            <w:tcW w:w="2200" w:type="dxa"/>
             <w:vAlign w:val="center"/>
           </w:tcPr>
           <w:p>
@@ -3918,8 +3969,8 @@
               <w:rPr>
                 <w:rFonts w:ascii="Arial" w:hAnsi="Arial" w:cs="Arial" w:eastAsia="Arial"/>
                 <w:color w:val="1A1A1A"/>
-                <w:sz w:val="24"/>
-                <w:szCs w:val="24"/>
+                <w:sz w:val="20"/>
+                <w:szCs w:val="20"/>
               </w:rPr>
               <w:t xml:space="preserve">□</w:t>
             </w:r>
@@ -3930,13 +3981,13 @@
                 <w:sz w:val="17"/>
                 <w:szCs w:val="17"/>
               </w:rPr>
-              <w:t xml:space="preserve">  I can do this on my own</w:t>
+              <w:t xml:space="preserve">  I need a little help</w:t>
             </w:r>
           </w:p>
         </w:tc>
         <w:tc>
           <w:tcPr>
-            <w:tcW w:w="2100" w:type="dxa"/>
+            <w:tcW w:w="3054" w:type="dxa"/>
             <w:vAlign w:val="center"/>
           </w:tcPr>
           <w:p>
@@ -3947,37 +3998,8 @@
               <w:rPr>
                 <w:rFonts w:ascii="Arial" w:hAnsi="Arial" w:cs="Arial" w:eastAsia="Arial"/>
                 <w:color w:val="1A1A1A"/>
-                <w:sz w:val="24"/>
-                <w:szCs w:val="24"/>
-              </w:rPr>
-              <w:t xml:space="preserve">□</w:t>
-            </w:r>
-            <w:r>
-              <w:rPr>
-                <w:rFonts w:ascii="Avenir Next" w:hAnsi="Avenir Next" w:cs="Avenir Next" w:eastAsia="Avenir Next"/>
-                <w:color w:val="1A1A1A"/>
-                <w:sz w:val="17"/>
-                <w:szCs w:val="17"/>
-              </w:rPr>
-              <w:t xml:space="preserve">  I need a little help</w:t>
-            </w:r>
-          </w:p>
-        </w:tc>
-        <w:tc>
-          <w:tcPr>
-            <w:tcW w:w="3104" w:type="dxa"/>
-            <w:vAlign w:val="center"/>
-          </w:tcPr>
-          <w:p>
-            <w:pPr>
-              <w:spacing w:before="0" w:after="0" w:line="240" w:lineRule="auto"/>
-            </w:pPr>
-            <w:r>
-              <w:rPr>
-                <w:rFonts w:ascii="Arial" w:hAnsi="Arial" w:cs="Arial" w:eastAsia="Arial"/>
-                <w:color w:val="1A1A1A"/>
-                <w:sz w:val="24"/>
-                <w:szCs w:val="24"/>
+                <w:sz w:val="20"/>
+                <w:szCs w:val="20"/>
               </w:rPr>
               <w:t xml:space="preserve">□</w:t>
             </w:r>
@@ -4012,7 +4034,7 @@
     <w:sectPr>
       <w:footerReference w:type="default" r:id="rIdFooter1"/>
       <w:pgSz w:w="12240" w:h="15840"/>
-      <w:pgMar w:top="893" w:right="1224" w:bottom="835" w:left="1512" w:header="432" w:footer="432" w:gutter="0"/>
+      <w:pgMar w:top="780" w:right="1224" w:bottom="760" w:left="1512" w:header="432" w:footer="432" w:gutter="0"/>
       <w:cols w:space="720"/>
     </w:sectPr>
   </w:body>
@@ -4092,7 +4114,106 @@
               <w:sz w:val="15"/>
               <w:szCs w:val="15"/>
             </w:rPr>
-            <w:t xml:space="preserve">Lesson 7-4  ·  Session 2  ·  Prerequisite Practice B</w:t>
+            <w:t xml:space="preserve">7-4 · Page </w:t>
+          </w:r>
+          <w:r>
+            <w:rPr>
+              <w:rFonts w:ascii="Avenir Next" w:hAnsi="Avenir Next" w:cs="Avenir Next" w:eastAsia="Avenir Next"/>
+              <w:color w:val="5A5F66"/>
+              <w:sz w:val="15"/>
+              <w:szCs w:val="15"/>
+            </w:rPr>
+            <w:fldChar w:fldCharType="begin"/>
+          </w:r>
+          <w:r>
+            <w:rPr>
+              <w:rFonts w:ascii="Avenir Next" w:hAnsi="Avenir Next" w:cs="Avenir Next" w:eastAsia="Avenir Next"/>
+              <w:color w:val="5A5F66"/>
+              <w:sz w:val="15"/>
+              <w:szCs w:val="15"/>
+            </w:rPr>
+            <w:instrText xml:space="preserve"> PAGE </w:instrText>
+          </w:r>
+          <w:r>
+            <w:rPr>
+              <w:rFonts w:ascii="Avenir Next" w:hAnsi="Avenir Next" w:cs="Avenir Next" w:eastAsia="Avenir Next"/>
+              <w:color w:val="5A5F66"/>
+              <w:sz w:val="15"/>
+              <w:szCs w:val="15"/>
+            </w:rPr>
+            <w:fldChar w:fldCharType="separate"/>
+          </w:r>
+          <w:r>
+            <w:rPr>
+              <w:rFonts w:ascii="Avenir Next" w:hAnsi="Avenir Next" w:cs="Avenir Next" w:eastAsia="Avenir Next"/>
+              <w:color w:val="5A5F66"/>
+              <w:sz w:val="15"/>
+              <w:szCs w:val="15"/>
+            </w:rPr>
+            <w:t xml:space="preserve">1</w:t>
+          </w:r>
+          <w:r>
+            <w:rPr>
+              <w:rFonts w:ascii="Avenir Next" w:hAnsi="Avenir Next" w:cs="Avenir Next" w:eastAsia="Avenir Next"/>
+              <w:color w:val="5A5F66"/>
+              <w:sz w:val="15"/>
+              <w:szCs w:val="15"/>
+            </w:rPr>
+            <w:fldChar w:fldCharType="end"/>
+          </w:r>
+          <w:r>
+            <w:rPr>
+              <w:rFonts w:ascii="Avenir Next" w:hAnsi="Avenir Next" w:cs="Avenir Next" w:eastAsia="Avenir Next"/>
+              <w:color w:val="5A5F66"/>
+              <w:sz w:val="15"/>
+              <w:szCs w:val="15"/>
+            </w:rPr>
+            <w:t xml:space="preserve"> of </w:t>
+          </w:r>
+          <w:r>
+            <w:rPr>
+              <w:rFonts w:ascii="Avenir Next" w:hAnsi="Avenir Next" w:cs="Avenir Next" w:eastAsia="Avenir Next"/>
+              <w:color w:val="5A5F66"/>
+              <w:sz w:val="15"/>
+              <w:szCs w:val="15"/>
+            </w:rPr>
+            <w:fldChar w:fldCharType="begin"/>
+          </w:r>
+          <w:r>
+            <w:rPr>
+              <w:rFonts w:ascii="Avenir Next" w:hAnsi="Avenir Next" w:cs="Avenir Next" w:eastAsia="Avenir Next"/>
+              <w:color w:val="5A5F66"/>
+              <w:sz w:val="15"/>
+              <w:szCs w:val="15"/>
+            </w:rPr>
+            <w:instrText xml:space="preserve"> NUMPAGES </w:instrText>
+          </w:r>
+          <w:r>
+            <w:rPr>
+              <w:rFonts w:ascii="Avenir Next" w:hAnsi="Avenir Next" w:cs="Avenir Next" w:eastAsia="Avenir Next"/>
+              <w:color w:val="5A5F66"/>
+              <w:sz w:val="15"/>
+              <w:szCs w:val="15"/>
+            </w:rPr>
+            <w:fldChar w:fldCharType="separate"/>
+          </w:r>
+          <w:r>
+            <w:rPr>
+              <w:rFonts w:ascii="Avenir Next" w:hAnsi="Avenir Next" w:cs="Avenir Next" w:eastAsia="Avenir Next"/>
+              <w:color w:val="5A5F66"/>
+              <w:sz w:val="15"/>
+              <w:szCs w:val="15"/>
+            </w:rPr>
+            <w:t xml:space="preserve">1</w:t>
+          </w:r>
+          <w:r>
+            <w:rPr>
+              <w:rFonts w:ascii="Avenir Next" w:hAnsi="Avenir Next" w:cs="Avenir Next" w:eastAsia="Avenir Next"/>
+              <w:color w:val="5A5F66"/>
+              <w:sz w:val="15"/>
+              <w:szCs w:val="15"/>
+            </w:rPr>
+            <w:fldChar w:fldCharType="end"/>
           </w:r>
         </w:p>
       </w:tc>
@@ -4135,5 +4256,23 @@
       </w:tblCellMar>
     </w:tblPr>
   </w:style>
+  <w:style w:type="paragraph" w:styleId="Heading1">
+    <w:name w:val="heading 1"/>
+    <w:basedOn w:val="Normal"/>
+    <w:pPr>
+      <w:outlineLvl w:val="0"/>
+      <w:keepNext w:val="0"/>
+      <w:keepLines w:val="0"/>
+    </w:pPr>
+  </w:style>
+  <w:style w:type="paragraph" w:styleId="Heading2">
+    <w:name w:val="heading 2"/>
+    <w:basedOn w:val="Normal"/>
+    <w:pPr>
+      <w:outlineLvl w:val="1"/>
+      <w:keepNext w:val="0"/>
+      <w:keepLines w:val="0"/>
+    </w:pPr>
+  </w:style>
 </w:styles>
 </file>